--- a/captions-output.docx
+++ b/captions-output.docx
@@ -5,21 +5,309 @@
     <w:p>
       <w:pPr>
         <w:pStyle w:val="NormalWeb"/>
-      </w:pPr>
-      <w:r>
         <w:rPr>
           <w:b/>
         </w:rPr>
-        <w:t xml:space="preserve">CAPTIONS </w:t>
-      </w:r>
+      </w:pPr>
+      <w:r>
+        <w:rPr>
+          <w:b/>
+        </w:rPr>
+        <w:t>PROMPT:</w:t>
+      </w:r>
+    </w:p>
+    <w:p>
+      <w:pPr>
+        <w:spacing w:after="0"/>
+        <w:rPr>
+          <w:rFonts w:ascii="Times New Roman" w:hAnsi="Times New Roman" w:cs="Times New Roman"/>
+          <w:sz w:val="24"/>
+        </w:rPr>
+      </w:pPr>
+      <w:r>
+        <w:rPr>
+          <w:rFonts w:ascii="Times New Roman" w:hAnsi="Times New Roman" w:cs="Times New Roman"/>
+          <w:b/>
+        </w:rPr>
+        <w:t>CAPTIONS</w:t>
+      </w:r>
+      <w:r>
+        <w:rPr>
+          <w:rFonts w:ascii="Times New Roman" w:hAnsi="Times New Roman" w:cs="Times New Roman"/>
+          <w:b/>
+        </w:rPr>
+        <w:br/>
+      </w:r>
+      <w:r>
+        <w:rPr>
+          <w:rFonts w:ascii="Times New Roman" w:hAnsi="Times New Roman" w:cs="Times New Roman"/>
+          <w:sz w:val="24"/>
+        </w:rPr>
+        <w:t>Act as a professional social media copywriter.</w:t>
+      </w:r>
+    </w:p>
+    <w:p>
+      <w:pPr>
+        <w:spacing w:after="0"/>
+        <w:rPr>
+          <w:rFonts w:ascii="Times New Roman" w:hAnsi="Times New Roman" w:cs="Times New Roman"/>
+          <w:sz w:val="24"/>
+        </w:rPr>
+      </w:pPr>
+    </w:p>
+    <w:p>
+      <w:pPr>
+        <w:spacing w:after="0"/>
+        <w:rPr>
+          <w:rFonts w:ascii="Times New Roman" w:hAnsi="Times New Roman" w:cs="Times New Roman"/>
+          <w:sz w:val="24"/>
+        </w:rPr>
+      </w:pPr>
+      <w:r>
+        <w:rPr>
+          <w:rFonts w:ascii="Times New Roman" w:hAnsi="Times New Roman" w:cs="Times New Roman"/>
+          <w:sz w:val="24"/>
+        </w:rPr>
+        <w:t xml:space="preserve">Business Name: </w:t>
+      </w:r>
+      <w:proofErr w:type="spellStart"/>
+      <w:r>
+        <w:rPr>
+          <w:rFonts w:ascii="Times New Roman" w:hAnsi="Times New Roman" w:cs="Times New Roman"/>
+          <w:sz w:val="24"/>
+        </w:rPr>
+        <w:t>VelvetVows</w:t>
+      </w:r>
+      <w:proofErr w:type="spellEnd"/>
+      <w:r>
+        <w:rPr>
+          <w:rFonts w:ascii="Times New Roman" w:hAnsi="Times New Roman" w:cs="Times New Roman"/>
+          <w:sz w:val="24"/>
+        </w:rPr>
+        <w:t xml:space="preserve"> Celebrations</w:t>
+      </w:r>
+    </w:p>
+    <w:p>
+      <w:pPr>
+        <w:spacing w:after="0"/>
+        <w:rPr>
+          <w:rFonts w:ascii="Times New Roman" w:hAnsi="Times New Roman" w:cs="Times New Roman"/>
+          <w:sz w:val="24"/>
+        </w:rPr>
+      </w:pPr>
+      <w:r>
+        <w:rPr>
+          <w:rFonts w:ascii="Times New Roman" w:hAnsi="Times New Roman" w:cs="Times New Roman"/>
+          <w:sz w:val="24"/>
+        </w:rPr>
+        <w:t>Industry: Event Planning &amp; Decoration</w:t>
+      </w:r>
+    </w:p>
+    <w:p>
+      <w:pPr>
+        <w:spacing w:after="0"/>
+        <w:rPr>
+          <w:rFonts w:ascii="Times New Roman" w:hAnsi="Times New Roman" w:cs="Times New Roman"/>
+          <w:sz w:val="24"/>
+        </w:rPr>
+      </w:pPr>
+    </w:p>
+    <w:p>
+      <w:pPr>
+        <w:spacing w:after="0"/>
+        <w:rPr>
+          <w:rFonts w:ascii="Times New Roman" w:hAnsi="Times New Roman" w:cs="Times New Roman"/>
+          <w:sz w:val="24"/>
+        </w:rPr>
+      </w:pPr>
+      <w:r>
+        <w:rPr>
+          <w:rFonts w:ascii="Times New Roman" w:hAnsi="Times New Roman" w:cs="Times New Roman"/>
+          <w:sz w:val="24"/>
+        </w:rPr>
+        <w:t xml:space="preserve">Generate 15 engaging social media captions for event planning and decoration services. </w:t>
+      </w:r>
+    </w:p>
+    <w:p>
+      <w:pPr>
+        <w:spacing w:after="0"/>
+        <w:rPr>
+          <w:rFonts w:ascii="Times New Roman" w:hAnsi="Times New Roman" w:cs="Times New Roman"/>
+          <w:sz w:val="24"/>
+        </w:rPr>
+      </w:pPr>
+    </w:p>
+    <w:p>
+      <w:pPr>
+        <w:spacing w:after="0"/>
+        <w:rPr>
+          <w:rFonts w:ascii="Times New Roman" w:hAnsi="Times New Roman" w:cs="Times New Roman"/>
+          <w:sz w:val="24"/>
+        </w:rPr>
+      </w:pPr>
+      <w:r>
+        <w:rPr>
+          <w:rFonts w:ascii="Times New Roman" w:hAnsi="Times New Roman" w:cs="Times New Roman"/>
+          <w:sz w:val="24"/>
+        </w:rPr>
+        <w:t>Requirements:</w:t>
+      </w:r>
+    </w:p>
+    <w:p>
+      <w:pPr>
+        <w:spacing w:after="0"/>
+        <w:rPr>
+          <w:rFonts w:ascii="Times New Roman" w:hAnsi="Times New Roman" w:cs="Times New Roman"/>
+          <w:sz w:val="24"/>
+        </w:rPr>
+      </w:pPr>
+    </w:p>
+    <w:p>
+      <w:pPr>
+        <w:spacing w:after="0"/>
+        <w:rPr>
+          <w:rFonts w:ascii="Times New Roman" w:hAnsi="Times New Roman" w:cs="Times New Roman"/>
+          <w:sz w:val="24"/>
+        </w:rPr>
+      </w:pPr>
+      <w:r>
+        <w:rPr>
+          <w:rFonts w:ascii="Times New Roman" w:hAnsi="Times New Roman" w:cs="Times New Roman"/>
+          <w:sz w:val="24"/>
+        </w:rPr>
+        <w:t>* Suitable for Instagram, Facebook, and YouTube Shorts</w:t>
+      </w:r>
+    </w:p>
+    <w:p>
+      <w:pPr>
+        <w:spacing w:after="0"/>
+        <w:rPr>
+          <w:rFonts w:ascii="Times New Roman" w:hAnsi="Times New Roman" w:cs="Times New Roman"/>
+          <w:sz w:val="24"/>
+        </w:rPr>
+      </w:pPr>
+      <w:r>
+        <w:rPr>
+          <w:rFonts w:ascii="Times New Roman" w:hAnsi="Times New Roman" w:cs="Times New Roman"/>
+          <w:sz w:val="24"/>
+        </w:rPr>
+        <w:t>* Emotional and engaging tone</w:t>
+      </w:r>
+    </w:p>
+    <w:p>
+      <w:pPr>
+        <w:spacing w:after="0"/>
+        <w:rPr>
+          <w:rFonts w:ascii="Times New Roman" w:hAnsi="Times New Roman" w:cs="Times New Roman"/>
+          <w:sz w:val="24"/>
+        </w:rPr>
+      </w:pPr>
+      <w:r>
+        <w:rPr>
+          <w:rFonts w:ascii="Times New Roman" w:hAnsi="Times New Roman" w:cs="Times New Roman"/>
+          <w:sz w:val="24"/>
+        </w:rPr>
+        <w:t>* Focus on weddings, engagements, birthdays, and special events</w:t>
+      </w:r>
+    </w:p>
+    <w:p>
+      <w:pPr>
+        <w:spacing w:after="0"/>
+        <w:rPr>
+          <w:rFonts w:ascii="Times New Roman" w:hAnsi="Times New Roman" w:cs="Times New Roman"/>
+          <w:sz w:val="24"/>
+        </w:rPr>
+      </w:pPr>
+      <w:r>
+        <w:rPr>
+          <w:rFonts w:ascii="Times New Roman" w:hAnsi="Times New Roman" w:cs="Times New Roman"/>
+          <w:sz w:val="24"/>
+        </w:rPr>
+        <w:t>* 50–80 words each</w:t>
+      </w:r>
+    </w:p>
+    <w:p>
+      <w:pPr>
+        <w:spacing w:after="0"/>
+        <w:rPr>
+          <w:rFonts w:ascii="Times New Roman" w:hAnsi="Times New Roman" w:cs="Times New Roman"/>
+          <w:sz w:val="24"/>
+        </w:rPr>
+      </w:pPr>
+      <w:r>
+        <w:rPr>
+          <w:rFonts w:ascii="Times New Roman" w:hAnsi="Times New Roman" w:cs="Times New Roman"/>
+          <w:sz w:val="24"/>
+        </w:rPr>
+        <w:t>* Include a subtle call-to-action</w:t>
+      </w:r>
+    </w:p>
+    <w:p>
+      <w:pPr>
+        <w:spacing w:after="0"/>
+        <w:rPr>
+          <w:rFonts w:ascii="Times New Roman" w:hAnsi="Times New Roman" w:cs="Times New Roman"/>
+          <w:sz w:val="24"/>
+        </w:rPr>
+      </w:pPr>
+      <w:r>
+        <w:rPr>
+          <w:rFonts w:ascii="Times New Roman" w:hAnsi="Times New Roman" w:cs="Times New Roman"/>
+          <w:sz w:val="24"/>
+        </w:rPr>
+        <w:t>* Add relevant hashtags</w:t>
+      </w:r>
+    </w:p>
+    <w:p>
+      <w:pPr>
+        <w:spacing w:after="0"/>
+        <w:rPr>
+          <w:rFonts w:ascii="Times New Roman" w:hAnsi="Times New Roman" w:cs="Times New Roman"/>
+          <w:sz w:val="24"/>
+        </w:rPr>
+      </w:pPr>
+      <w:r>
+        <w:rPr>
+          <w:rFonts w:ascii="Times New Roman" w:hAnsi="Times New Roman" w:cs="Times New Roman"/>
+          <w:sz w:val="24"/>
+        </w:rPr>
+        <w:t>* Avoid generic marketing language</w:t>
+      </w:r>
+    </w:p>
+    <w:p>
+      <w:pPr>
+        <w:pStyle w:val="NormalWeb"/>
+        <w:rPr>
+          <w:b/>
+        </w:rPr>
+      </w:pPr>
       <w:bookmarkStart w:id="0" w:name="_GoBack"/>
       <w:bookmarkEnd w:id="0"/>
+    </w:p>
+    <w:p>
+      <w:pPr>
+        <w:pStyle w:val="NormalWeb"/>
+      </w:pPr>
       <w:r>
         <w:rPr>
           <w:b/>
         </w:rPr>
-        <w:t>OUTPUT:</w:t>
-      </w:r>
+        <w:t xml:space="preserve">CAPTIONS </w:t>
+      </w:r>
+      <w:r>
+        <w:rPr>
+          <w:b/>
+        </w:rPr>
+        <w:t>OUTPUT</w:t>
+      </w:r>
+      <w:proofErr w:type="gramStart"/>
+      <w:r>
+        <w:rPr>
+          <w:b/>
+        </w:rPr>
+        <w:t>:</w:t>
+      </w:r>
+      <w:proofErr w:type="gramEnd"/>
       <w:r>
         <w:br/>
       </w:r>
